--- a/module-2/Kratochvil_2.3.docx
+++ b/module-2/Kratochvil_2.3.docx
@@ -3,27 +3,102 @@
 <w:document xmlns:wpc="http://schemas.microsoft.com/office/word/2010/wordprocessingCanvas" xmlns:cx="http://schemas.microsoft.com/office/drawing/2014/chartex" xmlns:cx1="http://schemas.microsoft.com/office/drawing/2015/9/8/chartex" xmlns:cx2="http://schemas.microsoft.com/office/drawing/2015/10/21/chartex" xmlns:cx3="http://schemas.microsoft.com/office/drawing/2016/5/9/chartex" xmlns:cx4="http://schemas.microsoft.com/office/drawing/2016/5/10/chartex" xmlns:cx5="http://schemas.microsoft.com/office/drawing/2016/5/11/chartex" xmlns:cx6="http://schemas.microsoft.com/office/drawing/2016/5/12/chartex" xmlns:cx7="http://schemas.microsoft.com/office/drawing/2016/5/13/chartex" xmlns:cx8="http://schemas.microsoft.com/office/drawing/2016/5/14/chartex" xmlns:mc="http://schemas.openxmlformats.org/markup-compatibility/2006" xmlns:aink="http://schemas.microsoft.com/office/drawing/2016/ink" xmlns:am3d="http://schemas.microsoft.com/office/drawing/2017/model3d" xmlns:o="urn:schemas-microsoft-com:office:office" xmlns:oel="http://schemas.microsoft.com/office/2019/extlst" xmlns:r="http://schemas.openxmlformats.org/officeDocument/2006/relationships" xmlns:m="http://schemas.openxmlformats.org/officeDocument/2006/math" xmlns:v="urn:schemas-microsoft-com:vml" xmlns:wp14="http://schemas.microsoft.com/office/word/2010/wordprocessingDrawing" xmlns:wp="http://schemas.openxmlformats.org/drawingml/2006/wordprocessingDrawing" xmlns:w10="urn:schemas-microsoft-com:office:word" xmlns:w="http://schemas.openxmlformats.org/wordprocessingml/2006/main" xmlns:w14="http://schemas.microsoft.com/office/word/2010/wordml" xmlns:w15="http://schemas.microsoft.com/office/word/2012/wordml" xmlns:w16cex="http://schemas.microsoft.com/office/word/2018/wordml/cex" xmlns:w16cid="http://schemas.microsoft.com/office/word/2016/wordml/cid" xmlns:w16="http://schemas.microsoft.com/office/word/2018/wordml" xmlns:w16du="http://schemas.microsoft.com/office/word/2023/wordml/word16du" xmlns:w16sdtdh="http://schemas.microsoft.com/office/word/2020/wordml/sdtdatahash" xmlns:w16sdtfl="http://schemas.microsoft.com/office/word/2024/wordml/sdtformatlock" xmlns:w16se="http://schemas.microsoft.com/office/word/2015/wordml/symex" xmlns:wpg="http://schemas.microsoft.com/office/word/2010/wordprocessingGroup" xmlns:wpi="http://schemas.microsoft.com/office/word/2010/wordprocessingInk" xmlns:wne="http://schemas.microsoft.com/office/word/2006/wordml" xmlns:wps="http://schemas.microsoft.com/office/word/2010/wordprocessingShape" mc:Ignorable="w14 w15 w16se w16cid w16 w16cex w16sdtdh w16sdtfl w16du wp14">
   <w:body>
     <w:p>
+      <w:pPr>
+        <w:spacing w:line="480" w:lineRule="auto"/>
+        <w:jc w:val="center"/>
+      </w:pPr>
+    </w:p>
+    <w:p>
+      <w:pPr>
+        <w:spacing w:line="480" w:lineRule="auto"/>
+        <w:jc w:val="center"/>
+      </w:pPr>
+    </w:p>
+    <w:p>
+      <w:pPr>
+        <w:spacing w:line="480" w:lineRule="auto"/>
+        <w:jc w:val="center"/>
+      </w:pPr>
+    </w:p>
+    <w:p>
+      <w:pPr>
+        <w:spacing w:line="480" w:lineRule="auto"/>
+        <w:jc w:val="center"/>
+      </w:pPr>
+    </w:p>
+    <w:p>
+      <w:pPr>
+        <w:spacing w:line="480" w:lineRule="auto"/>
+        <w:jc w:val="center"/>
+      </w:pPr>
+    </w:p>
+    <w:p>
+      <w:pPr>
+        <w:spacing w:line="480" w:lineRule="auto"/>
+        <w:jc w:val="center"/>
+      </w:pPr>
+    </w:p>
+    <w:p>
+      <w:pPr>
+        <w:spacing w:line="480" w:lineRule="auto"/>
+        <w:jc w:val="center"/>
+      </w:pPr>
       <w:r>
         <w:t>Rikki Kratochvil</w:t>
       </w:r>
     </w:p>
     <w:p>
+      <w:pPr>
+        <w:spacing w:line="480" w:lineRule="auto"/>
+        <w:jc w:val="center"/>
+      </w:pPr>
       <w:r>
         <w:t>Assignment: 2.3</w:t>
       </w:r>
     </w:p>
     <w:p>
+      <w:pPr>
+        <w:spacing w:line="480" w:lineRule="auto"/>
+        <w:jc w:val="center"/>
+      </w:pPr>
       <w:r>
         <w:t>Date: 03/25/2026</w:t>
       </w:r>
     </w:p>
     <w:p>
-      <w:r>
+      <w:pPr>
+        <w:spacing w:line="480" w:lineRule="auto"/>
+        <w:jc w:val="center"/>
+      </w:pPr>
+      <w:r>
+        <w:t xml:space="preserve">Link to my github: </w:t>
+      </w:r>
+      <w:r>
+        <w:t>https://github.com/Rikkikrat/csd-310.git</w:t>
+      </w:r>
+    </w:p>
+    <w:p>
+      <w:pPr>
+        <w:spacing w:line="480" w:lineRule="auto"/>
+        <w:jc w:val="center"/>
+      </w:pPr>
+    </w:p>
+    <w:p/>
+    <w:p/>
+    <w:p/>
+    <w:p/>
+    <w:p/>
+    <w:p/>
+    <w:p/>
+    <w:p/>
+    <w:p>
+      <w:r>
+        <w:lastRenderedPageBreak/>
         <w:drawing>
-          <wp:inline distT="0" distB="0" distL="0" distR="0" wp14:anchorId="281DBF2E" wp14:editId="183C0262">
-            <wp:extent cx="3825572" cy="1714649"/>
-            <wp:effectExtent l="0" t="0" r="3810" b="0"/>
-            <wp:docPr id="1734941760" name="Picture 1"/>
+          <wp:inline distT="0" distB="0" distL="0" distR="0" wp14:anchorId="5653E342" wp14:editId="772FFA9D">
+            <wp:extent cx="6499860" cy="3192780"/>
+            <wp:effectExtent l="0" t="0" r="0" b="7620"/>
+            <wp:docPr id="1952189780" name="Picture 1"/>
             <wp:cNvGraphicFramePr>
               <a:graphicFrameLocks xmlns:a="http://schemas.openxmlformats.org/drawingml/2006/main" noChangeAspect="1"/>
             </wp:cNvGraphicFramePr>
@@ -31,7 +106,7 @@
               <a:graphicData uri="http://schemas.openxmlformats.org/drawingml/2006/picture">
                 <pic:pic xmlns:pic="http://schemas.openxmlformats.org/drawingml/2006/picture">
                   <pic:nvPicPr>
-                    <pic:cNvPr id="1734941760" name=""/>
+                    <pic:cNvPr id="1952189780" name=""/>
                     <pic:cNvPicPr/>
                   </pic:nvPicPr>
                   <pic:blipFill>
@@ -43,7 +118,7 @@
                   <pic:spPr>
                     <a:xfrm>
                       <a:off x="0" y="0"/>
-                      <a:ext cx="3825572" cy="1714649"/>
+                      <a:ext cx="6500431" cy="3193060"/>
                     </a:xfrm>
                     <a:prstGeom prst="rect">
                       <a:avLst/>
@@ -56,6 +131,8 @@
         </w:drawing>
       </w:r>
     </w:p>
+    <w:p/>
+    <w:p/>
     <w:p>
       <w:r>
         <w:t>NoSQL data structure</w:t>
@@ -71,15 +148,7 @@
     </w:p>
     <w:p>
       <w:r>
-        <w:t xml:space="preserve">  "</w:t>
-      </w:r>
-      <w:proofErr w:type="gramStart"/>
-      <w:r>
-        <w:t>user</w:t>
-      </w:r>
-      <w:proofErr w:type="gramEnd"/>
-      <w:r>
-        <w:t>_id": 1001,</w:t>
+        <w:t xml:space="preserve">  "user_id": 1001,</w:t>
       </w:r>
     </w:p>
     <w:p>
@@ -94,44 +163,12 @@
     </w:p>
     <w:p>
       <w:r>
-        <w:t xml:space="preserve">    { "</w:t>
-      </w:r>
-      <w:proofErr w:type="spellStart"/>
-      <w:r>
-        <w:t>role_id</w:t>
-      </w:r>
-      <w:proofErr w:type="spellEnd"/>
-      <w:r>
-        <w:t>": 1, "</w:t>
-      </w:r>
-      <w:proofErr w:type="spellStart"/>
-      <w:r>
-        <w:t>role_name</w:t>
-      </w:r>
-      <w:proofErr w:type="spellEnd"/>
-      <w:r>
-        <w:t>": "Admin" },</w:t>
-      </w:r>
-    </w:p>
-    <w:p>
-      <w:r>
-        <w:t xml:space="preserve">    { "</w:t>
-      </w:r>
-      <w:proofErr w:type="spellStart"/>
-      <w:r>
-        <w:t>role_id</w:t>
-      </w:r>
-      <w:proofErr w:type="spellEnd"/>
-      <w:r>
-        <w:t>": 2, "</w:t>
-      </w:r>
-      <w:proofErr w:type="spellStart"/>
-      <w:r>
-        <w:t>role_name</w:t>
-      </w:r>
-      <w:proofErr w:type="spellEnd"/>
-      <w:r>
-        <w:t>": "Editor" }</w:t>
+        <w:t xml:space="preserve">    { "role_id": 1, "role_name": "Admin" },</w:t>
+      </w:r>
+    </w:p>
+    <w:p>
+      <w:r>
+        <w:t xml:space="preserve">    { "role_id": 2, "role_name": "Editor" }</w:t>
       </w:r>
     </w:p>
     <w:p>
@@ -146,58 +183,13 @@
     </w:p>
     <w:p>
       <w:r>
-        <w:t xml:space="preserve">    { "</w:t>
-      </w:r>
-      <w:proofErr w:type="spellStart"/>
-      <w:r>
-        <w:t>dependent_id</w:t>
-      </w:r>
-      <w:proofErr w:type="spellEnd"/>
-      <w:r>
-        <w:t>": 1, "</w:t>
-      </w:r>
-      <w:proofErr w:type="spellStart"/>
-      <w:r>
-        <w:t>dependent_name</w:t>
-      </w:r>
-      <w:proofErr w:type="spellEnd"/>
-      <w:r>
-        <w:t>": "</w:t>
-      </w:r>
-      <w:proofErr w:type="gramStart"/>
-      <w:r>
-        <w:t>Sam" }</w:t>
-      </w:r>
-      <w:proofErr w:type="gramEnd"/>
-      <w:r>
-        <w:t>,</w:t>
-      </w:r>
-    </w:p>
-    <w:p>
-      <w:r>
-        <w:t xml:space="preserve">    { "</w:t>
-      </w:r>
-      <w:proofErr w:type="spellStart"/>
-      <w:r>
-        <w:t>dependent_id</w:t>
-      </w:r>
-      <w:proofErr w:type="spellEnd"/>
-      <w:r>
-        <w:t>": 2, "</w:t>
-      </w:r>
-      <w:proofErr w:type="spellStart"/>
-      <w:r>
-        <w:t>dependent_name</w:t>
-      </w:r>
-      <w:proofErr w:type="spellEnd"/>
-      <w:r>
-        <w:t>": "</w:t>
-      </w:r>
-      <w:proofErr w:type="gramStart"/>
-      <w:r>
-        <w:t>Taylor" }</w:t>
-      </w:r>
-      <w:proofErr w:type="gramEnd"/>
+        <w:t xml:space="preserve">    { "dependent_id": 1, "dependent_name": "Sam" },</w:t>
+      </w:r>
+    </w:p>
+    <w:p>
+      <w:r>
+        <w:t xml:space="preserve">    { "dependent_id": 2, "dependent_name": "Taylor" }</w:t>
+      </w:r>
     </w:p>
     <w:p>
       <w:r>
@@ -822,6 +814,7 @@
   <w:style w:type="character" w:default="1" w:styleId="DefaultParagraphFont">
     <w:name w:val="Default Paragraph Font"/>
     <w:uiPriority w:val="1"/>
+    <w:semiHidden/>
     <w:unhideWhenUsed/>
   </w:style>
   <w:style w:type="table" w:default="1" w:styleId="TableNormal">
